--- a/apps/legal-docs-blueprints/templates/inversiones/anexo6/carta_instruccion_pago_anticipado_mujer.docx
+++ b/apps/legal-docs-blueprints/templates/inversiones/anexo6/carta_instruccion_pago_anticipado_mujer.docx
@@ -240,9 +240,9 @@
       <w:r>
         <w:rPr>
           <w:color w:val="000000"/>
-          <w:u w:val="single"/>
-        </w:rPr>
-        <w:t xml:space="preserve">   </w:t>
+          <w:u w:val="none"/>
+        </w:rPr>
+        <w:t xml:space="preserve">{diasHabilesRetencion} </w:t>
       </w:r>
       <w:r>
         <w:rPr>
@@ -347,6 +347,22 @@
     <w:p>
       <w:pPr>
         <w:pStyle w:val="normal1"/>
+        <w:spacing w:lineRule="auto" w:line="444" w:before="219" w:after="0"/>
+        <w:ind w:hanging="0" w:left="360" w:right="353"/>
+        <w:jc w:val="both"/>
+        <w:rPr>
+          <w:color w:val="000000"/>
+        </w:rPr>
+      </w:pPr>
+      <w:r>
+        <w:rPr>
+          <w:color w:val="000000"/>
+        </w:rPr>
+      </w:r>
+    </w:p>
+    <w:p>
+      <w:pPr>
+        <w:pStyle w:val="normal1"/>
         <w:tabs>
           <w:tab w:val="clear" w:pos="720"/>
           <w:tab w:val="left" w:pos="3616" w:leader="none"/>
@@ -362,13 +378,13 @@
     </w:p>
     <w:p>
       <w:pPr>
-        <w:pStyle w:val="normal1"/>
+        <w:pStyle w:val="Normal"/>
         <w:tabs>
           <w:tab w:val="clear" w:pos="720"/>
           <w:tab w:val="left" w:pos="3616" w:leader="none"/>
         </w:tabs>
         <w:spacing w:lineRule="auto" w:line="252" w:before="1" w:after="0"/>
-        <w:ind w:hanging="0" w:left="360"/>
+        <w:ind w:left="360"/>
         <w:jc w:val="both"/>
         <w:rPr>
           <w:color w:val="000000"/>
@@ -378,8 +394,7 @@
         <w:rPr>
           <w:color w:val="000000"/>
         </w:rPr>
-        <w:t>Firma: ________________________________________</w:t>
-        <w:tab/>
+        <w:t>Firma: ____________________________________</w:t>
       </w:r>
     </w:p>
     <w:p>
